--- a/Documents/C1 Report.docx
+++ b/Documents/C1 Report.docx
@@ -3,24 +3,47 @@
 <w:document xmlns:wpc="http://schemas.microsoft.com/office/word/2010/wordprocessingCanvas" xmlns:cx="http://schemas.microsoft.com/office/drawing/2014/chartex" xmlns:cx1="http://schemas.microsoft.com/office/drawing/2015/9/8/chartex" xmlns:cx2="http://schemas.microsoft.com/office/drawing/2015/10/21/chartex" xmlns:cx3="http://schemas.microsoft.com/office/drawing/2016/5/9/chartex" xmlns:cx4="http://schemas.microsoft.com/office/drawing/2016/5/10/chartex" xmlns:cx5="http://schemas.microsoft.com/office/drawing/2016/5/11/chartex" xmlns:cx6="http://schemas.microsoft.com/office/drawing/2016/5/12/chartex" xmlns:cx7="http://schemas.microsoft.com/office/drawing/2016/5/13/chartex" xmlns:cx8="http://schemas.microsoft.com/office/drawing/2016/5/14/chartex" xmlns:mc="http://schemas.openxmlformats.org/markup-compatibility/2006" xmlns:aink="http://schemas.microsoft.com/office/drawing/2016/ink" xmlns:am3d="http://schemas.microsoft.com/office/drawing/2017/model3d" xmlns:o="urn:schemas-microsoft-com:office:office" xmlns:oel="http://schemas.microsoft.com/office/2019/extlst" xmlns:r="http://schemas.openxmlformats.org/officeDocument/2006/relationships" xmlns:m="http://schemas.openxmlformats.org/officeDocument/2006/math" xmlns:v="urn:schemas-microsoft-com:vml" xmlns:wp14="http://schemas.microsoft.com/office/word/2010/wordprocessingDrawing" xmlns:wp="http://schemas.openxmlformats.org/drawingml/2006/wordprocessingDrawing" xmlns:w10="urn:schemas-microsoft-com:office:word" xmlns:w="http://schemas.openxmlformats.org/wordprocessingml/2006/main" xmlns:w14="http://schemas.microsoft.com/office/word/2010/wordml" xmlns:w15="http://schemas.microsoft.com/office/word/2012/wordml" xmlns:w16cex="http://schemas.microsoft.com/office/word/2018/wordml/cex" xmlns:w16cid="http://schemas.microsoft.com/office/word/2016/wordml/cid" xmlns:w16="http://schemas.microsoft.com/office/word/2018/wordml" xmlns:w16du="http://schemas.microsoft.com/office/word/2023/wordml/word16du" xmlns:w16sdtdh="http://schemas.microsoft.com/office/word/2020/wordml/sdtdatahash" xmlns:w16sdtfl="http://schemas.microsoft.com/office/word/2024/wordml/sdtformatlock" xmlns:w16se="http://schemas.microsoft.com/office/word/2015/wordml/symex" xmlns:wpg="http://schemas.microsoft.com/office/word/2010/wordprocessingGroup" xmlns:wpi="http://schemas.microsoft.com/office/word/2010/wordprocessingInk" xmlns:wne="http://schemas.microsoft.com/office/word/2006/wordml" xmlns:wps="http://schemas.microsoft.com/office/word/2010/wordprocessingShape" mc:Ignorable="w14 w15 w16se w16cid w16 w16cex w16sdtdh w16sdtfl w16du wp14">
   <w:body>
     <w:p>
-      <w:r>
-        <w:rPr>
+      <w:pPr>
+        <w:rPr>
+          <w:rFonts w:ascii="Times New Roman" w:hAnsi="Times New Roman" w:cs="Times New Roman"/>
+        </w:rPr>
+      </w:pPr>
+      <w:r>
+        <w:rPr>
+          <w:rFonts w:ascii="Times New Roman" w:hAnsi="Times New Roman" w:cs="Times New Roman"/>
           <w:lang w:val="en-US"/>
         </w:rPr>
         <w:t>Name</w:t>
       </w:r>
       <w:r>
+        <w:rPr>
+          <w:rFonts w:ascii="Times New Roman" w:hAnsi="Times New Roman" w:cs="Times New Roman"/>
+        </w:rPr>
         <w:t>: Dau Vu Tuan Khoi</w:t>
       </w:r>
     </w:p>
     <w:p>
-      <w:r>
+      <w:pPr>
+        <w:rPr>
+          <w:rFonts w:ascii="Times New Roman" w:hAnsi="Times New Roman" w:cs="Times New Roman"/>
+        </w:rPr>
+      </w:pPr>
+      <w:r>
+        <w:rPr>
+          <w:rFonts w:ascii="Times New Roman" w:hAnsi="Times New Roman" w:cs="Times New Roman"/>
+        </w:rPr>
         <w:t>ID: 105709548</w:t>
       </w:r>
       <w:r>
+        <w:rPr>
+          <w:rFonts w:ascii="Times New Roman" w:hAnsi="Times New Roman" w:cs="Times New Roman"/>
+        </w:rPr>
         <w:br/>
       </w:r>
       <w:r>
+        <w:rPr>
+          <w:rFonts w:ascii="Times New Roman" w:hAnsi="Times New Roman" w:cs="Times New Roman"/>
+        </w:rPr>
         <w:br/>
         <w:t>Technical Report Task 1: Setting Up the Environment and Analyzing the Stock Prediction Code v0.1</w:t>
       </w:r>
@@ -33,12 +56,14 @@
           <w:numId w:val="2"/>
         </w:numPr>
         <w:rPr>
+          <w:rFonts w:ascii="Times New Roman" w:hAnsi="Times New Roman" w:cs="Times New Roman"/>
           <w:b/>
           <w:bCs/>
         </w:rPr>
       </w:pPr>
       <w:r>
         <w:rPr>
+          <w:rFonts w:ascii="Times New Roman" w:hAnsi="Times New Roman" w:cs="Times New Roman"/>
           <w:b/>
           <w:bCs/>
         </w:rPr>
@@ -46,6 +71,7 @@
       </w:r>
       <w:r>
         <w:rPr>
+          <w:rFonts w:ascii="Times New Roman" w:hAnsi="Times New Roman" w:cs="Times New Roman"/>
           <w:b/>
           <w:bCs/>
           <w:lang w:val="en-US"/>
@@ -57,11 +83,13 @@
       <w:pPr>
         <w:pStyle w:val="ListParagraph"/>
         <w:rPr>
-          <w:lang w:val="en-US"/>
-        </w:rPr>
-      </w:pPr>
-      <w:r>
-        <w:rPr>
+          <w:rFonts w:ascii="Times New Roman" w:hAnsi="Times New Roman" w:cs="Times New Roman"/>
+          <w:lang w:val="en-US"/>
+        </w:rPr>
+      </w:pPr>
+      <w:r>
+        <w:rPr>
+          <w:rFonts w:ascii="Times New Roman" w:hAnsi="Times New Roman" w:cs="Times New Roman"/>
           <w:lang w:val="en-US"/>
         </w:rPr>
         <w:t>To deploy the stock prediction system v0.1 and the reference project P1, setting up a consistent computing environment is required. By analyzing the stock_prediction.py file, the system requires the following core libraries:</w:t>
@@ -74,10 +102,14 @@
           <w:ilvl w:val="0"/>
           <w:numId w:val="3"/>
         </w:numPr>
+        <w:rPr>
+          <w:rFonts w:ascii="Times New Roman" w:hAnsi="Times New Roman" w:cs="Times New Roman"/>
+        </w:rPr>
       </w:pPr>
       <w:proofErr w:type="spellStart"/>
       <w:r>
         <w:rPr>
+          <w:rFonts w:ascii="Times New Roman" w:hAnsi="Times New Roman" w:cs="Times New Roman"/>
           <w:lang w:val="en-US"/>
         </w:rPr>
         <w:t>numpy</w:t>
@@ -85,6 +117,7 @@
       <w:proofErr w:type="spellEnd"/>
       <w:r>
         <w:rPr>
+          <w:rFonts w:ascii="Times New Roman" w:hAnsi="Times New Roman" w:cs="Times New Roman"/>
           <w:lang w:val="en-US"/>
         </w:rPr>
         <w:t>: Handling multi-dimensional arrays and doing arithmetic calculations</w:t>
@@ -97,9 +130,13 @@
           <w:ilvl w:val="0"/>
           <w:numId w:val="3"/>
         </w:numPr>
-      </w:pPr>
-      <w:r>
-        <w:rPr>
+        <w:rPr>
+          <w:rFonts w:ascii="Times New Roman" w:hAnsi="Times New Roman" w:cs="Times New Roman"/>
+        </w:rPr>
+      </w:pPr>
+      <w:r>
+        <w:rPr>
+          <w:rFonts w:ascii="Times New Roman" w:hAnsi="Times New Roman" w:cs="Times New Roman"/>
           <w:lang w:val="en-US"/>
         </w:rPr>
         <w:t>matplotlib: A tool for data visualization and charts</w:t>
@@ -112,9 +149,13 @@
           <w:ilvl w:val="0"/>
           <w:numId w:val="3"/>
         </w:numPr>
-      </w:pPr>
-      <w:r>
-        <w:rPr>
+        <w:rPr>
+          <w:rFonts w:ascii="Times New Roman" w:hAnsi="Times New Roman" w:cs="Times New Roman"/>
+        </w:rPr>
+      </w:pPr>
+      <w:r>
+        <w:rPr>
+          <w:rFonts w:ascii="Times New Roman" w:hAnsi="Times New Roman" w:cs="Times New Roman"/>
           <w:lang w:val="en-US"/>
         </w:rPr>
         <w:t>pandas: Handles table-like data structures</w:t>
@@ -127,10 +168,14 @@
           <w:ilvl w:val="0"/>
           <w:numId w:val="3"/>
         </w:numPr>
+        <w:rPr>
+          <w:rFonts w:ascii="Times New Roman" w:hAnsi="Times New Roman" w:cs="Times New Roman"/>
+        </w:rPr>
       </w:pPr>
       <w:proofErr w:type="spellStart"/>
       <w:r>
         <w:rPr>
+          <w:rFonts w:ascii="Times New Roman" w:hAnsi="Times New Roman" w:cs="Times New Roman"/>
           <w:lang w:val="en-US"/>
         </w:rPr>
         <w:t>tensorflow</w:t>
@@ -138,6 +183,7 @@
       <w:proofErr w:type="spellEnd"/>
       <w:r>
         <w:rPr>
+          <w:rFonts w:ascii="Times New Roman" w:hAnsi="Times New Roman" w:cs="Times New Roman"/>
           <w:lang w:val="en-US"/>
         </w:rPr>
         <w:t>: A platform framework for building and training LSTM neural networks</w:t>
@@ -150,9 +196,13 @@
           <w:ilvl w:val="0"/>
           <w:numId w:val="3"/>
         </w:numPr>
-      </w:pPr>
-      <w:r>
-        <w:rPr>
+        <w:rPr>
+          <w:rFonts w:ascii="Times New Roman" w:hAnsi="Times New Roman" w:cs="Times New Roman"/>
+        </w:rPr>
+      </w:pPr>
+      <w:r>
+        <w:rPr>
+          <w:rFonts w:ascii="Times New Roman" w:hAnsi="Times New Roman" w:cs="Times New Roman"/>
           <w:lang w:val="en-US"/>
         </w:rPr>
         <w:t xml:space="preserve">scikit-learn: Provides preprocessing tools (like </w:t>
@@ -160,6 +210,7 @@
       <w:proofErr w:type="spellStart"/>
       <w:r>
         <w:rPr>
+          <w:rFonts w:ascii="Times New Roman" w:hAnsi="Times New Roman" w:cs="Times New Roman"/>
           <w:lang w:val="en-US"/>
         </w:rPr>
         <w:t>MinMaxScaler</w:t>
@@ -167,6 +218,7 @@
       <w:proofErr w:type="spellEnd"/>
       <w:r>
         <w:rPr>
+          <w:rFonts w:ascii="Times New Roman" w:hAnsi="Times New Roman" w:cs="Times New Roman"/>
           <w:lang w:val="en-US"/>
         </w:rPr>
         <w:t>)</w:t>
@@ -179,10 +231,14 @@
           <w:ilvl w:val="0"/>
           <w:numId w:val="3"/>
         </w:numPr>
+        <w:rPr>
+          <w:rFonts w:ascii="Times New Roman" w:hAnsi="Times New Roman" w:cs="Times New Roman"/>
+        </w:rPr>
       </w:pPr>
       <w:proofErr w:type="spellStart"/>
       <w:r>
         <w:rPr>
+          <w:rFonts w:ascii="Times New Roman" w:hAnsi="Times New Roman" w:cs="Times New Roman"/>
           <w:lang w:val="en-US"/>
         </w:rPr>
         <w:t>yfinance</w:t>
@@ -190,12 +246,14 @@
       <w:proofErr w:type="spellEnd"/>
       <w:r>
         <w:rPr>
+          <w:rFonts w:ascii="Times New Roman" w:hAnsi="Times New Roman" w:cs="Times New Roman"/>
           <w:lang w:val="en-US"/>
         </w:rPr>
         <w:t>:</w:t>
       </w:r>
       <w:r>
         <w:rPr>
+          <w:rFonts w:ascii="Times New Roman" w:hAnsi="Times New Roman" w:cs="Times New Roman"/>
           <w:lang w:val="en-US"/>
         </w:rPr>
         <w:t xml:space="preserve"> The main library for downloading real financial data from Yahoo Finance</w:t>
@@ -208,9 +266,13 @@
           <w:ilvl w:val="0"/>
           <w:numId w:val="3"/>
         </w:numPr>
-      </w:pPr>
-      <w:r>
-        <w:rPr>
+        <w:rPr>
+          <w:rFonts w:ascii="Times New Roman" w:hAnsi="Times New Roman" w:cs="Times New Roman"/>
+        </w:rPr>
+      </w:pPr>
+      <w:r>
+        <w:rPr>
+          <w:rFonts w:ascii="Times New Roman" w:hAnsi="Times New Roman" w:cs="Times New Roman"/>
           <w:lang w:val="en-US"/>
         </w:rPr>
         <w:t>panda-</w:t>
@@ -218,6 +280,7 @@
       <w:proofErr w:type="spellStart"/>
       <w:r>
         <w:rPr>
+          <w:rFonts w:ascii="Times New Roman" w:hAnsi="Times New Roman" w:cs="Times New Roman"/>
           <w:lang w:val="en-US"/>
         </w:rPr>
         <w:t>datareader</w:t>
@@ -225,6 +288,7 @@
       <w:proofErr w:type="spellEnd"/>
       <w:r>
         <w:rPr>
+          <w:rFonts w:ascii="Times New Roman" w:hAnsi="Times New Roman" w:cs="Times New Roman"/>
           <w:lang w:val="en-US"/>
         </w:rPr>
         <w:t xml:space="preserve">: Although imported in the source code, this is a legacy library and its role for fetching data has been replaced by </w:t>
@@ -232,6 +296,7 @@
       <w:proofErr w:type="spellStart"/>
       <w:r>
         <w:rPr>
+          <w:rFonts w:ascii="Times New Roman" w:hAnsi="Times New Roman" w:cs="Times New Roman"/>
           <w:lang w:val="en-US"/>
         </w:rPr>
         <w:t>yfinance</w:t>
@@ -239,6 +304,7 @@
       <w:proofErr w:type="spellEnd"/>
       <w:r>
         <w:rPr>
+          <w:rFonts w:ascii="Times New Roman" w:hAnsi="Times New Roman" w:cs="Times New Roman"/>
           <w:lang w:val="en-US"/>
         </w:rPr>
         <w:t xml:space="preserve"> in the current version.</w:t>
@@ -248,12 +314,16 @@
       <w:pPr>
         <w:pStyle w:val="ListParagraph"/>
         <w:ind w:left="1440"/>
+        <w:rPr>
+          <w:rFonts w:ascii="Times New Roman" w:hAnsi="Times New Roman" w:cs="Times New Roman"/>
+        </w:rPr>
       </w:pPr>
     </w:p>
     <w:p>
       <w:pPr>
         <w:ind w:firstLine="720"/>
         <w:rPr>
+          <w:rFonts w:ascii="Times New Roman" w:hAnsi="Times New Roman" w:cs="Times New Roman"/>
           <w:b/>
           <w:bCs/>
           <w:lang w:val="en-US"/>
@@ -261,6 +331,7 @@
       </w:pPr>
       <w:r>
         <w:rPr>
+          <w:rFonts w:ascii="Times New Roman" w:hAnsi="Times New Roman" w:cs="Times New Roman"/>
           <w:b/>
           <w:bCs/>
           <w:lang w:val="en-US"/>
@@ -276,12 +347,14 @@
           <w:numId w:val="4"/>
         </w:numPr>
         <w:rPr>
+          <w:rFonts w:ascii="Times New Roman" w:hAnsi="Times New Roman" w:cs="Times New Roman"/>
           <w:lang w:val="en-US"/>
         </w:rPr>
       </w:pPr>
       <w:proofErr w:type="spellStart"/>
       <w:r>
         <w:rPr>
+          <w:rFonts w:ascii="Times New Roman" w:hAnsi="Times New Roman" w:cs="Times New Roman"/>
           <w:lang w:val="en-US"/>
         </w:rPr>
         <w:t>numpy</w:t>
@@ -296,11 +369,13 @@
           <w:numId w:val="4"/>
         </w:numPr>
         <w:rPr>
-          <w:lang w:val="en-US"/>
-        </w:rPr>
-      </w:pPr>
-      <w:r>
-        <w:rPr>
+          <w:rFonts w:ascii="Times New Roman" w:hAnsi="Times New Roman" w:cs="Times New Roman"/>
+          <w:lang w:val="en-US"/>
+        </w:rPr>
+      </w:pPr>
+      <w:r>
+        <w:rPr>
+          <w:rFonts w:ascii="Times New Roman" w:hAnsi="Times New Roman" w:cs="Times New Roman"/>
           <w:lang w:val="en-US"/>
         </w:rPr>
         <w:t>matplotlib</w:t>
@@ -314,12 +389,14 @@
           <w:numId w:val="4"/>
         </w:numPr>
         <w:rPr>
+          <w:rFonts w:ascii="Times New Roman" w:hAnsi="Times New Roman" w:cs="Times New Roman"/>
           <w:lang w:val="en-US"/>
         </w:rPr>
       </w:pPr>
       <w:proofErr w:type="gramStart"/>
       <w:r>
         <w:rPr>
+          <w:rFonts w:ascii="Times New Roman" w:hAnsi="Times New Roman" w:cs="Times New Roman"/>
           <w:lang w:val="en-US"/>
         </w:rPr>
         <w:t>pandas</w:t>
@@ -334,12 +411,14 @@
           <w:numId w:val="4"/>
         </w:numPr>
         <w:rPr>
+          <w:rFonts w:ascii="Times New Roman" w:hAnsi="Times New Roman" w:cs="Times New Roman"/>
           <w:lang w:val="en-US"/>
         </w:rPr>
       </w:pPr>
       <w:proofErr w:type="spellStart"/>
       <w:r>
         <w:rPr>
+          <w:rFonts w:ascii="Times New Roman" w:hAnsi="Times New Roman" w:cs="Times New Roman"/>
           <w:lang w:val="en-US"/>
         </w:rPr>
         <w:t>tensorflow</w:t>
@@ -354,11 +433,13 @@
           <w:numId w:val="4"/>
         </w:numPr>
         <w:rPr>
-          <w:lang w:val="en-US"/>
-        </w:rPr>
-      </w:pPr>
-      <w:r>
-        <w:rPr>
+          <w:rFonts w:ascii="Times New Roman" w:hAnsi="Times New Roman" w:cs="Times New Roman"/>
+          <w:lang w:val="en-US"/>
+        </w:rPr>
+      </w:pPr>
+      <w:r>
+        <w:rPr>
+          <w:rFonts w:ascii="Times New Roman" w:hAnsi="Times New Roman" w:cs="Times New Roman"/>
           <w:lang w:val="en-US"/>
         </w:rPr>
         <w:t>scikit-learn</w:t>
@@ -372,11 +453,13 @@
           <w:numId w:val="4"/>
         </w:numPr>
         <w:rPr>
-          <w:lang w:val="en-US"/>
-        </w:rPr>
-      </w:pPr>
-      <w:r>
-        <w:rPr>
+          <w:rFonts w:ascii="Times New Roman" w:hAnsi="Times New Roman" w:cs="Times New Roman"/>
+          <w:lang w:val="en-US"/>
+        </w:rPr>
+      </w:pPr>
+      <w:r>
+        <w:rPr>
+          <w:rFonts w:ascii="Times New Roman" w:hAnsi="Times New Roman" w:cs="Times New Roman"/>
           <w:lang w:val="en-US"/>
         </w:rPr>
         <w:t>pandas-</w:t>
@@ -384,6 +467,7 @@
       <w:proofErr w:type="spellStart"/>
       <w:r>
         <w:rPr>
+          <w:rFonts w:ascii="Times New Roman" w:hAnsi="Times New Roman" w:cs="Times New Roman"/>
           <w:lang w:val="en-US"/>
         </w:rPr>
         <w:t>datareader</w:t>
@@ -398,23 +482,32 @@
           <w:numId w:val="4"/>
         </w:numPr>
         <w:rPr>
+          <w:rFonts w:ascii="Times New Roman" w:hAnsi="Times New Roman" w:cs="Times New Roman"/>
           <w:lang w:val="en-US"/>
         </w:rPr>
       </w:pPr>
       <w:proofErr w:type="spellStart"/>
       <w:r>
         <w:rPr>
+          <w:rFonts w:ascii="Times New Roman" w:hAnsi="Times New Roman" w:cs="Times New Roman"/>
           <w:lang w:val="en-US"/>
         </w:rPr>
         <w:t>yfinance</w:t>
       </w:r>
       <w:proofErr w:type="spellEnd"/>
     </w:p>
-    <w:p/>
+    <w:p>
+      <w:pPr>
+        <w:rPr>
+          <w:rFonts w:ascii="Times New Roman" w:hAnsi="Times New Roman" w:cs="Times New Roman"/>
+        </w:rPr>
+      </w:pPr>
+    </w:p>
     <w:p>
       <w:pPr>
         <w:ind w:firstLine="720"/>
         <w:rPr>
+          <w:rFonts w:ascii="Times New Roman" w:hAnsi="Times New Roman" w:cs="Times New Roman"/>
           <w:b/>
           <w:bCs/>
           <w:lang w:val="en-US"/>
@@ -422,6 +515,7 @@
       </w:pPr>
       <w:r>
         <w:rPr>
+          <w:rFonts w:ascii="Times New Roman" w:hAnsi="Times New Roman" w:cs="Times New Roman"/>
           <w:b/>
           <w:bCs/>
           <w:lang w:val="en-US"/>
@@ -433,11 +527,13 @@
       <w:pPr>
         <w:ind w:firstLine="720"/>
         <w:rPr>
-          <w:lang w:val="en-US"/>
-        </w:rPr>
-      </w:pPr>
-      <w:r>
-        <w:rPr>
+          <w:rFonts w:ascii="Times New Roman" w:hAnsi="Times New Roman" w:cs="Times New Roman"/>
+          <w:lang w:val="en-US"/>
+        </w:rPr>
+      </w:pPr>
+      <w:r>
+        <w:rPr>
+          <w:rFonts w:ascii="Times New Roman" w:hAnsi="Times New Roman" w:cs="Times New Roman"/>
           <w:lang w:val="en-US"/>
         </w:rPr>
         <w:t>Using a virtual environment is strongly recommended for two key technical reasons:</w:t>
@@ -451,20 +547,22 @@
           <w:numId w:val="5"/>
         </w:numPr>
         <w:rPr>
-          <w:lang w:val="en-US"/>
-        </w:rPr>
-      </w:pPr>
-      <w:r>
-        <w:rPr>
+          <w:rFonts w:ascii="Times New Roman" w:hAnsi="Times New Roman" w:cs="Times New Roman"/>
+          <w:lang w:val="en-US"/>
+        </w:rPr>
+      </w:pPr>
+      <w:r>
+        <w:rPr>
+          <w:rFonts w:ascii="Times New Roman" w:hAnsi="Times New Roman" w:cs="Times New Roman"/>
           <w:b/>
           <w:bCs/>
           <w:lang w:val="en-US"/>
         </w:rPr>
-        <w:lastRenderedPageBreak/>
         <w:t>TensorFlow version sensitivity:</w:t>
       </w:r>
       <w:r>
         <w:rPr>
+          <w:rFonts w:ascii="Times New Roman" w:hAnsi="Times New Roman" w:cs="Times New Roman"/>
           <w:lang w:val="en-US"/>
         </w:rPr>
         <w:t xml:space="preserve"> TensorFlow often has major changes between versions (breaking changes). Isolating it helps avoid conflicts with the system’s global versions.</w:t>
@@ -478,19 +576,23 @@
           <w:numId w:val="5"/>
         </w:numPr>
         <w:rPr>
-          <w:lang w:val="en-US"/>
-        </w:rPr>
-      </w:pPr>
-      <w:r>
-        <w:rPr>
+          <w:rFonts w:ascii="Times New Roman" w:hAnsi="Times New Roman" w:cs="Times New Roman"/>
+          <w:lang w:val="en-US"/>
+        </w:rPr>
+      </w:pPr>
+      <w:r>
+        <w:rPr>
+          <w:rFonts w:ascii="Times New Roman" w:hAnsi="Times New Roman" w:cs="Times New Roman"/>
           <w:b/>
           <w:bCs/>
           <w:lang w:val="en-US"/>
         </w:rPr>
+        <w:lastRenderedPageBreak/>
         <w:t>Consistency for v0.1 and P1:</w:t>
       </w:r>
       <w:r>
         <w:rPr>
+          <w:rFonts w:ascii="Times New Roman" w:hAnsi="Times New Roman" w:cs="Times New Roman"/>
           <w:lang w:val="en-US"/>
         </w:rPr>
         <w:t xml:space="preserve"> It ensures both projects run on a stable library platform, making benchmarking as accurate as possible.</w:t>
@@ -500,6 +602,7 @@
       <w:pPr>
         <w:ind w:left="990"/>
         <w:rPr>
+          <w:rFonts w:ascii="Times New Roman" w:hAnsi="Times New Roman" w:cs="Times New Roman"/>
           <w:lang w:val="en-US"/>
         </w:rPr>
       </w:pPr>
@@ -512,6 +615,7 @@
           <w:numId w:val="2"/>
         </w:numPr>
         <w:rPr>
+          <w:rFonts w:ascii="Times New Roman" w:hAnsi="Times New Roman" w:cs="Times New Roman"/>
           <w:b/>
           <w:bCs/>
           <w:lang w:val="en-US"/>
@@ -519,6 +623,7 @@
       </w:pPr>
       <w:r>
         <w:rPr>
+          <w:rFonts w:ascii="Times New Roman" w:hAnsi="Times New Roman" w:cs="Times New Roman"/>
           <w:b/>
           <w:bCs/>
           <w:lang w:val="en-US"/>
@@ -529,11 +634,13 @@
     <w:p>
       <w:pPr>
         <w:rPr>
-          <w:lang w:val="en-US"/>
-        </w:rPr>
-      </w:pPr>
-      <w:r>
-        <w:rPr>
+          <w:rFonts w:ascii="Times New Roman" w:hAnsi="Times New Roman" w:cs="Times New Roman"/>
+          <w:lang w:val="en-US"/>
+        </w:rPr>
+      </w:pPr>
+      <w:r>
+        <w:rPr>
+          <w:rFonts w:ascii="Times New Roman" w:hAnsi="Times New Roman" w:cs="Times New Roman"/>
           <w:lang w:val="en-US"/>
         </w:rPr>
         <w:t>The testing process was carried out on the default stock code CBA.AX with specific time points based on the source code:</w:t>
@@ -547,11 +654,13 @@
           <w:numId w:val="7"/>
         </w:numPr>
         <w:rPr>
-          <w:lang w:val="en-US"/>
-        </w:rPr>
-      </w:pPr>
-      <w:r>
-        <w:rPr>
+          <w:rFonts w:ascii="Times New Roman" w:hAnsi="Times New Roman" w:cs="Times New Roman"/>
+          <w:lang w:val="en-US"/>
+        </w:rPr>
+      </w:pPr>
+      <w:r>
+        <w:rPr>
+          <w:rFonts w:ascii="Times New Roman" w:hAnsi="Times New Roman" w:cs="Times New Roman"/>
           <w:b/>
           <w:bCs/>
           <w:lang w:val="en-US"/>
@@ -560,6 +669,7 @@
       </w:r>
       <w:r>
         <w:rPr>
+          <w:rFonts w:ascii="Times New Roman" w:hAnsi="Times New Roman" w:cs="Times New Roman"/>
           <w:lang w:val="en-US"/>
         </w:rPr>
         <w:t xml:space="preserve"> 01/01/2020 to 01/08/2023</w:t>
@@ -573,11 +683,13 @@
           <w:numId w:val="7"/>
         </w:numPr>
         <w:rPr>
-          <w:lang w:val="en-US"/>
-        </w:rPr>
-      </w:pPr>
-      <w:r>
-        <w:rPr>
+          <w:rFonts w:ascii="Times New Roman" w:hAnsi="Times New Roman" w:cs="Times New Roman"/>
+          <w:lang w:val="en-US"/>
+        </w:rPr>
+      </w:pPr>
+      <w:r>
+        <w:rPr>
+          <w:rFonts w:ascii="Times New Roman" w:hAnsi="Times New Roman" w:cs="Times New Roman"/>
           <w:b/>
           <w:bCs/>
           <w:lang w:val="en-US"/>
@@ -586,74 +698,16 @@
       </w:r>
       <w:r>
         <w:rPr>
-          <w:lang w:val="en-US"/>
-        </w:rPr>
-        <w:t xml:space="preserve"> </w:t>
-      </w:r>
-      <w:r>
-        <w:rPr>
-          <w:lang w:val="en-US"/>
-        </w:rPr>
-        <w:t>0</w:t>
-      </w:r>
-      <w:r>
-        <w:rPr>
-          <w:lang w:val="en-US"/>
-        </w:rPr>
-        <w:t>2</w:t>
-      </w:r>
-      <w:r>
-        <w:rPr>
-          <w:lang w:val="en-US"/>
-        </w:rPr>
-        <w:t>/08/2023</w:t>
-      </w:r>
-      <w:r>
-        <w:rPr>
-          <w:lang w:val="en-US"/>
-        </w:rPr>
-        <w:t xml:space="preserve"> to </w:t>
-      </w:r>
-      <w:r>
-        <w:rPr>
-          <w:lang w:val="en-US"/>
-        </w:rPr>
-        <w:t>0</w:t>
-      </w:r>
-      <w:r>
-        <w:rPr>
-          <w:lang w:val="en-US"/>
-        </w:rPr>
-        <w:t>2</w:t>
-      </w:r>
-      <w:r>
-        <w:rPr>
-          <w:lang w:val="en-US"/>
-        </w:rPr>
-        <w:t>/0</w:t>
-      </w:r>
-      <w:r>
-        <w:rPr>
-          <w:lang w:val="en-US"/>
-        </w:rPr>
-        <w:t>7</w:t>
-      </w:r>
-      <w:r>
-        <w:rPr>
-          <w:lang w:val="en-US"/>
-        </w:rPr>
-        <w:t>/202</w:t>
-      </w:r>
-      <w:r>
-        <w:rPr>
-          <w:lang w:val="en-US"/>
-        </w:rPr>
-        <w:t>4</w:t>
-      </w:r>
-    </w:p>
-    <w:p>
-      <w:pPr>
-        <w:rPr>
+          <w:rFonts w:ascii="Times New Roman" w:hAnsi="Times New Roman" w:cs="Times New Roman"/>
+          <w:lang w:val="en-US"/>
+        </w:rPr>
+        <w:t xml:space="preserve"> 02/08/2023 to 02/07/2024</w:t>
+      </w:r>
+    </w:p>
+    <w:p>
+      <w:pPr>
+        <w:rPr>
+          <w:rFonts w:ascii="Times New Roman" w:hAnsi="Times New Roman" w:cs="Times New Roman"/>
           <w:b/>
           <w:bCs/>
           <w:lang w:val="en-US"/>
@@ -661,6 +715,7 @@
       </w:pPr>
       <w:r>
         <w:rPr>
+          <w:rFonts w:ascii="Times New Roman" w:hAnsi="Times New Roman" w:cs="Times New Roman"/>
           <w:b/>
           <w:bCs/>
           <w:lang w:val="en-US"/>
@@ -669,6 +724,7 @@
       </w:r>
       <w:r>
         <w:rPr>
+          <w:rFonts w:ascii="Times New Roman" w:hAnsi="Times New Roman" w:cs="Times New Roman"/>
           <w:b/>
           <w:bCs/>
           <w:lang w:val="en-US"/>
@@ -679,17 +735,20 @@
     <w:p>
       <w:pPr>
         <w:rPr>
-          <w:lang w:val="en-US"/>
-        </w:rPr>
-      </w:pPr>
-      <w:r>
-        <w:rPr>
+          <w:rFonts w:ascii="Times New Roman" w:hAnsi="Times New Roman" w:cs="Times New Roman"/>
+          <w:lang w:val="en-US"/>
+        </w:rPr>
+      </w:pPr>
+      <w:r>
+        <w:rPr>
+          <w:rFonts w:ascii="Times New Roman" w:hAnsi="Times New Roman" w:cs="Times New Roman"/>
           <w:lang w:val="en-US"/>
         </w:rPr>
         <w:t>The</w:t>
       </w:r>
       <w:r>
         <w:rPr>
+          <w:rFonts w:ascii="Times New Roman" w:hAnsi="Times New Roman" w:cs="Times New Roman"/>
           <w:lang w:val="en-US"/>
         </w:rPr>
         <w:t xml:space="preserve"> source code sequentially loads data via </w:t>
@@ -697,6 +756,7 @@
       <w:proofErr w:type="spellStart"/>
       <w:r>
         <w:rPr>
+          <w:rFonts w:ascii="Times New Roman" w:hAnsi="Times New Roman" w:cs="Times New Roman"/>
           <w:lang w:val="en-US"/>
         </w:rPr>
         <w:t>yfinance</w:t>
@@ -704,6 +764,7 @@
       <w:proofErr w:type="spellEnd"/>
       <w:r>
         <w:rPr>
+          <w:rFonts w:ascii="Times New Roman" w:hAnsi="Times New Roman" w:cs="Times New Roman"/>
           <w:lang w:val="en-US"/>
         </w:rPr>
         <w:t xml:space="preserve">, normalizes it using </w:t>
@@ -711,6 +772,7 @@
       <w:proofErr w:type="spellStart"/>
       <w:r>
         <w:rPr>
+          <w:rFonts w:ascii="Times New Roman" w:hAnsi="Times New Roman" w:cs="Times New Roman"/>
           <w:lang w:val="en-US"/>
         </w:rPr>
         <w:t>MinMaxScaler</w:t>
@@ -718,6 +780,7 @@
       <w:proofErr w:type="spellEnd"/>
       <w:r>
         <w:rPr>
+          <w:rFonts w:ascii="Times New Roman" w:hAnsi="Times New Roman" w:cs="Times New Roman"/>
           <w:lang w:val="en-US"/>
         </w:rPr>
         <w:t xml:space="preserve">, builds a 3-layer LSTM architecture, and trains it over 25 epochs. </w:t>
@@ -725,6 +788,7 @@
       <w:proofErr w:type="gramStart"/>
       <w:r>
         <w:rPr>
+          <w:rFonts w:ascii="Times New Roman" w:hAnsi="Times New Roman" w:cs="Times New Roman"/>
           <w:lang w:val="en-US"/>
         </w:rPr>
         <w:t>The final result</w:t>
@@ -732,6 +796,7 @@
       <w:proofErr w:type="gramEnd"/>
       <w:r>
         <w:rPr>
+          <w:rFonts w:ascii="Times New Roman" w:hAnsi="Times New Roman" w:cs="Times New Roman"/>
           <w:lang w:val="en-US"/>
         </w:rPr>
         <w:t xml:space="preserve"> is output as a chart comparing actual prices with predicted prices.</w:t>
@@ -740,6 +805,7 @@
     <w:p>
       <w:pPr>
         <w:rPr>
+          <w:rFonts w:ascii="Times New Roman" w:hAnsi="Times New Roman" w:cs="Times New Roman"/>
           <w:b/>
           <w:bCs/>
           <w:lang w:val="en-US"/>
@@ -747,6 +813,7 @@
       </w:pPr>
       <w:r>
         <w:rPr>
+          <w:rFonts w:ascii="Times New Roman" w:hAnsi="Times New Roman" w:cs="Times New Roman"/>
           <w:b/>
           <w:bCs/>
           <w:lang w:val="en-US"/>
@@ -757,6 +824,7 @@
     <w:p>
       <w:pPr>
         <w:rPr>
+          <w:rFonts w:ascii="Times New Roman" w:hAnsi="Times New Roman" w:cs="Times New Roman"/>
           <w:b/>
           <w:bCs/>
           <w:lang w:val="en-US"/>
@@ -764,6 +832,7 @@
       </w:pPr>
       <w:r>
         <w:rPr>
+          <w:rFonts w:ascii="Times New Roman" w:hAnsi="Times New Roman" w:cs="Times New Roman"/>
           <w:b/>
           <w:bCs/>
           <w:noProof/>
@@ -815,6 +884,7 @@
     <w:p>
       <w:pPr>
         <w:rPr>
+          <w:rFonts w:ascii="Times New Roman" w:hAnsi="Times New Roman" w:cs="Times New Roman"/>
           <w:b/>
           <w:bCs/>
           <w:lang w:val="en-US"/>
@@ -822,17 +892,18 @@
       </w:pPr>
       <w:r>
         <w:rPr>
+          <w:rFonts w:ascii="Times New Roman" w:hAnsi="Times New Roman" w:cs="Times New Roman"/>
           <w:b/>
           <w:bCs/>
           <w:lang w:val="en-US"/>
         </w:rPr>
-        <w:lastRenderedPageBreak/>
         <w:t>P1</w:t>
       </w:r>
     </w:p>
     <w:p>
       <w:pPr>
         <w:rPr>
+          <w:rFonts w:ascii="Times New Roman" w:hAnsi="Times New Roman" w:cs="Times New Roman"/>
           <w:b/>
           <w:bCs/>
           <w:lang w:val="en-US"/>
@@ -840,10 +911,13 @@
       </w:pPr>
       <w:r>
         <w:rPr>
+          <w:rFonts w:ascii="Times New Roman" w:hAnsi="Times New Roman" w:cs="Times New Roman"/>
           <w:b/>
           <w:bCs/>
-          <w:lang w:val="en-US"/>
-        </w:rPr>
+          <w:noProof/>
+          <w:lang w:val="en-US"/>
+        </w:rPr>
+        <w:lastRenderedPageBreak/>
         <w:drawing>
           <wp:inline distT="0" distB="0" distL="0" distR="0" wp14:anchorId="6A071FF5" wp14:editId="21171B52">
             <wp:extent cx="5943600" cy="3669030"/>
@@ -884,11 +958,13 @@
     <w:p>
       <w:pPr>
         <w:rPr>
-          <w:lang w:val="en-US"/>
-        </w:rPr>
-      </w:pPr>
-      <w:r>
-        <w:rPr>
+          <w:rFonts w:ascii="Times New Roman" w:hAnsi="Times New Roman" w:cs="Times New Roman"/>
+          <w:lang w:val="en-US"/>
+        </w:rPr>
+      </w:pPr>
+      <w:r>
+        <w:rPr>
+          <w:rFonts w:ascii="Times New Roman" w:hAnsi="Times New Roman" w:cs="Times New Roman"/>
           <w:lang w:val="en-US"/>
         </w:rPr>
         <w:t xml:space="preserve">Execution status comparison Table </w:t>
@@ -914,6 +990,7 @@
           <w:p>
             <w:pPr>
               <w:rPr>
+                <w:rFonts w:ascii="Times New Roman" w:hAnsi="Times New Roman" w:cs="Times New Roman"/>
                 <w:b/>
                 <w:bCs/>
                 <w:lang w:val="en-US"/>
@@ -921,6 +998,7 @@
             </w:pPr>
             <w:r>
               <w:rPr>
+                <w:rFonts w:ascii="Times New Roman" w:hAnsi="Times New Roman" w:cs="Times New Roman"/>
                 <w:b/>
                 <w:bCs/>
                 <w:lang w:val="en-US"/>
@@ -936,6 +1014,7 @@
           <w:p>
             <w:pPr>
               <w:rPr>
+                <w:rFonts w:ascii="Times New Roman" w:hAnsi="Times New Roman" w:cs="Times New Roman"/>
                 <w:b/>
                 <w:bCs/>
                 <w:lang w:val="en-US"/>
@@ -943,6 +1022,7 @@
             </w:pPr>
             <w:r>
               <w:rPr>
+                <w:rFonts w:ascii="Times New Roman" w:hAnsi="Times New Roman" w:cs="Times New Roman"/>
                 <w:b/>
                 <w:bCs/>
                 <w:lang w:val="en-US"/>
@@ -958,6 +1038,7 @@
           <w:p>
             <w:pPr>
               <w:rPr>
+                <w:rFonts w:ascii="Times New Roman" w:hAnsi="Times New Roman" w:cs="Times New Roman"/>
                 <w:b/>
                 <w:bCs/>
                 <w:lang w:val="en-US"/>
@@ -965,6 +1046,7 @@
             </w:pPr>
             <w:r>
               <w:rPr>
+                <w:rFonts w:ascii="Times New Roman" w:hAnsi="Times New Roman" w:cs="Times New Roman"/>
                 <w:b/>
                 <w:bCs/>
                 <w:lang w:val="en-US"/>
@@ -980,6 +1062,7 @@
           <w:p>
             <w:pPr>
               <w:rPr>
+                <w:rFonts w:ascii="Times New Roman" w:hAnsi="Times New Roman" w:cs="Times New Roman"/>
                 <w:b/>
                 <w:bCs/>
                 <w:lang w:val="en-US"/>
@@ -987,6 +1070,7 @@
             </w:pPr>
             <w:r>
               <w:rPr>
+                <w:rFonts w:ascii="Times New Roman" w:hAnsi="Times New Roman" w:cs="Times New Roman"/>
                 <w:b/>
                 <w:bCs/>
                 <w:lang w:val="en-US"/>
@@ -1004,6 +1088,7 @@
           <w:p>
             <w:pPr>
               <w:rPr>
+                <w:rFonts w:ascii="Times New Roman" w:hAnsi="Times New Roman" w:cs="Times New Roman"/>
                 <w:b/>
                 <w:bCs/>
                 <w:lang w:val="en-US"/>
@@ -1011,6 +1096,7 @@
             </w:pPr>
             <w:r>
               <w:rPr>
+                <w:rFonts w:ascii="Times New Roman" w:hAnsi="Times New Roman" w:cs="Times New Roman"/>
                 <w:b/>
                 <w:bCs/>
                 <w:lang w:val="en-US"/>
@@ -1024,8 +1110,14 @@
             <w:tcW w:w="2337" w:type="dxa"/>
           </w:tcPr>
           <w:p>
+            <w:pPr>
+              <w:rPr>
+                <w:rFonts w:ascii="Times New Roman" w:hAnsi="Times New Roman" w:cs="Times New Roman"/>
+              </w:rPr>
+            </w:pPr>
             <w:r>
               <w:rPr>
+                <w:rFonts w:ascii="Times New Roman" w:hAnsi="Times New Roman" w:cs="Times New Roman"/>
                 <w:lang w:val="en-US"/>
               </w:rPr>
               <w:t>Success</w:t>
@@ -1037,16 +1129,28 @@
             <w:tcW w:w="2338" w:type="dxa"/>
           </w:tcPr>
           <w:p>
+            <w:pPr>
+              <w:rPr>
+                <w:rFonts w:ascii="Times New Roman" w:hAnsi="Times New Roman" w:cs="Times New Roman"/>
+              </w:rPr>
+            </w:pPr>
             <w:r>
+              <w:rPr>
+                <w:rFonts w:ascii="Times New Roman" w:hAnsi="Times New Roman" w:cs="Times New Roman"/>
+              </w:rPr>
               <w:t xml:space="preserve">2-5 </w:t>
             </w:r>
             <w:r>
               <w:rPr>
+                <w:rFonts w:ascii="Times New Roman" w:hAnsi="Times New Roman" w:cs="Times New Roman"/>
                 <w:lang w:val="en-US"/>
               </w:rPr>
               <w:t>minutes</w:t>
             </w:r>
             <w:r>
+              <w:rPr>
+                <w:rFonts w:ascii="Times New Roman" w:hAnsi="Times New Roman" w:cs="Times New Roman"/>
+              </w:rPr>
               <w:t xml:space="preserve"> (Local CPU/GPU)</w:t>
             </w:r>
           </w:p>
@@ -1058,14 +1162,19 @@
           <w:p>
             <w:pPr>
               <w:rPr>
+                <w:rFonts w:ascii="Times New Roman" w:hAnsi="Times New Roman" w:cs="Times New Roman"/>
                 <w:lang w:val="en-US"/>
               </w:rPr>
             </w:pPr>
             <w:r>
+              <w:rPr>
+                <w:rFonts w:ascii="Times New Roman" w:hAnsi="Times New Roman" w:cs="Times New Roman"/>
+              </w:rPr>
               <w:t>Poor</w:t>
             </w:r>
             <w:r>
               <w:rPr>
+                <w:rFonts w:ascii="Times New Roman" w:hAnsi="Times New Roman" w:cs="Times New Roman"/>
                 <w:lang w:val="en-US"/>
               </w:rPr>
               <w:t xml:space="preserve"> (Error 10-13%)</w:t>
@@ -1081,6 +1190,7 @@
           <w:p>
             <w:pPr>
               <w:rPr>
+                <w:rFonts w:ascii="Times New Roman" w:hAnsi="Times New Roman" w:cs="Times New Roman"/>
                 <w:b/>
                 <w:bCs/>
                 <w:lang w:val="en-US"/>
@@ -1088,6 +1198,7 @@
             </w:pPr>
             <w:r>
               <w:rPr>
+                <w:rFonts w:ascii="Times New Roman" w:hAnsi="Times New Roman" w:cs="Times New Roman"/>
                 <w:b/>
                 <w:bCs/>
                 <w:lang w:val="en-US"/>
@@ -1103,11 +1214,13 @@
           <w:p>
             <w:pPr>
               <w:rPr>
+                <w:rFonts w:ascii="Times New Roman" w:hAnsi="Times New Roman" w:cs="Times New Roman"/>
                 <w:lang w:val="en-US"/>
               </w:rPr>
             </w:pPr>
             <w:r>
               <w:rPr>
+                <w:rFonts w:ascii="Times New Roman" w:hAnsi="Times New Roman" w:cs="Times New Roman"/>
                 <w:lang w:val="en-US"/>
               </w:rPr>
               <w:t>Success</w:t>
@@ -1121,11 +1234,13 @@
           <w:p>
             <w:pPr>
               <w:rPr>
+                <w:rFonts w:ascii="Times New Roman" w:hAnsi="Times New Roman" w:cs="Times New Roman"/>
                 <w:lang w:val="en-US"/>
               </w:rPr>
             </w:pPr>
             <w:r>
               <w:rPr>
+                <w:rFonts w:ascii="Times New Roman" w:hAnsi="Times New Roman" w:cs="Times New Roman"/>
                 <w:lang w:val="en-US"/>
               </w:rPr>
               <w:t>Equivalent to v0.1</w:t>
@@ -1139,11 +1254,13 @@
           <w:p>
             <w:pPr>
               <w:rPr>
+                <w:rFonts w:ascii="Times New Roman" w:hAnsi="Times New Roman" w:cs="Times New Roman"/>
                 <w:lang w:val="en-US"/>
               </w:rPr>
             </w:pPr>
             <w:r>
               <w:rPr>
+                <w:rFonts w:ascii="Times New Roman" w:hAnsi="Times New Roman" w:cs="Times New Roman"/>
                 <w:lang w:val="en-US"/>
               </w:rPr>
               <w:t>Significantly better</w:t>
@@ -1155,13 +1272,15 @@
     <w:p>
       <w:pPr>
         <w:rPr>
-          <w:lang w:val="en-US"/>
-        </w:rPr>
-      </w:pPr>
-    </w:p>
-    <w:p>
-      <w:pPr>
-        <w:rPr>
+          <w:rFonts w:ascii="Times New Roman" w:hAnsi="Times New Roman" w:cs="Times New Roman"/>
+          <w:lang w:val="en-US"/>
+        </w:rPr>
+      </w:pPr>
+    </w:p>
+    <w:p>
+      <w:pPr>
+        <w:rPr>
+          <w:rFonts w:ascii="Times New Roman" w:hAnsi="Times New Roman" w:cs="Times New Roman"/>
           <w:i/>
           <w:iCs/>
           <w:lang w:val="en-US"/>
@@ -1169,6 +1288,7 @@
       </w:pPr>
       <w:r>
         <w:rPr>
+          <w:rFonts w:ascii="Times New Roman" w:hAnsi="Times New Roman" w:cs="Times New Roman"/>
           <w:i/>
           <w:iCs/>
           <w:lang w:val="en-US"/>
@@ -1179,6 +1299,7 @@
     <w:p>
       <w:pPr>
         <w:rPr>
+          <w:rFonts w:ascii="Times New Roman" w:hAnsi="Times New Roman" w:cs="Times New Roman"/>
           <w:lang w:val="en-US"/>
         </w:rPr>
       </w:pPr>
@@ -1191,6 +1312,7 @@
           <w:numId w:val="2"/>
         </w:numPr>
         <w:rPr>
+          <w:rFonts w:ascii="Times New Roman" w:hAnsi="Times New Roman" w:cs="Times New Roman"/>
           <w:b/>
           <w:bCs/>
           <w:lang w:val="en-US"/>
@@ -1198,6 +1320,7 @@
       </w:pPr>
       <w:r>
         <w:rPr>
+          <w:rFonts w:ascii="Times New Roman" w:hAnsi="Times New Roman" w:cs="Times New Roman"/>
           <w:b/>
           <w:bCs/>
           <w:lang w:val="en-US"/>
@@ -1209,6 +1332,7 @@
       <w:pPr>
         <w:ind w:left="360"/>
         <w:rPr>
+          <w:rFonts w:ascii="Times New Roman" w:hAnsi="Times New Roman" w:cs="Times New Roman"/>
           <w:b/>
           <w:bCs/>
           <w:lang w:val="en-US"/>
@@ -1216,6 +1340,7 @@
       </w:pPr>
       <w:r>
         <w:rPr>
+          <w:rFonts w:ascii="Times New Roman" w:hAnsi="Times New Roman" w:cs="Times New Roman"/>
           <w:b/>
           <w:bCs/>
           <w:lang w:val="en-US"/>
@@ -1227,11 +1352,13 @@
       <w:pPr>
         <w:ind w:left="360"/>
         <w:rPr>
-          <w:lang w:val="en-US"/>
-        </w:rPr>
-      </w:pPr>
-      <w:r>
-        <w:rPr>
+          <w:rFonts w:ascii="Times New Roman" w:hAnsi="Times New Roman" w:cs="Times New Roman"/>
+          <w:lang w:val="en-US"/>
+        </w:rPr>
+      </w:pPr>
+      <w:r>
+        <w:rPr>
+          <w:rFonts w:ascii="Times New Roman" w:hAnsi="Times New Roman" w:cs="Times New Roman"/>
           <w:lang w:val="en-US"/>
         </w:rPr>
         <w:t xml:space="preserve">The source code uses </w:t>
@@ -1239,6 +1366,7 @@
       <w:proofErr w:type="spellStart"/>
       <w:r>
         <w:rPr>
+          <w:rFonts w:ascii="Times New Roman" w:hAnsi="Times New Roman" w:cs="Times New Roman"/>
           <w:lang w:val="en-US"/>
         </w:rPr>
         <w:t>MinMaxScaler</w:t>
@@ -1246,12 +1374,14 @@
       <w:proofErr w:type="spellEnd"/>
       <w:r>
         <w:rPr>
+          <w:rFonts w:ascii="Times New Roman" w:hAnsi="Times New Roman" w:cs="Times New Roman"/>
           <w:lang w:val="en-US"/>
         </w:rPr>
         <w:t xml:space="preserve"> to bring the Close price data into the range (0, 1). An important parameter is PREDICTION_DAYS = 60, which acts as the size of the sliding window. The model will use data from 60 consecutive days to predict the price on the 61</w:t>
       </w:r>
       <w:r>
         <w:rPr>
+          <w:rFonts w:ascii="Times New Roman" w:hAnsi="Times New Roman" w:cs="Times New Roman"/>
           <w:vertAlign w:val="superscript"/>
           <w:lang w:val="en-US"/>
         </w:rPr>
@@ -1259,6 +1389,7 @@
       </w:r>
       <w:r>
         <w:rPr>
+          <w:rFonts w:ascii="Times New Roman" w:hAnsi="Times New Roman" w:cs="Times New Roman"/>
           <w:lang w:val="en-US"/>
         </w:rPr>
         <w:t xml:space="preserve"> day. Technically, the input data is transformed from a 2D array into a 3D tensor with the shape (p, q, 1), where:</w:t>
@@ -1272,30 +1403,36 @@
           <w:numId w:val="9"/>
         </w:numPr>
         <w:rPr>
-          <w:lang w:val="en-US"/>
-        </w:rPr>
-      </w:pPr>
-      <w:r>
-        <w:rPr>
+          <w:rFonts w:ascii="Times New Roman" w:hAnsi="Times New Roman" w:cs="Times New Roman"/>
+          <w:lang w:val="en-US"/>
+        </w:rPr>
+      </w:pPr>
+      <w:r>
+        <w:rPr>
+          <w:rFonts w:ascii="Times New Roman" w:hAnsi="Times New Roman" w:cs="Times New Roman"/>
           <w:b/>
           <w:bCs/>
           <w:lang w:val="en-US"/>
         </w:rPr>
-        <w:lastRenderedPageBreak/>
         <w:t>p</w:t>
       </w:r>
       <w:r>
         <w:rPr>
+          <w:rFonts w:ascii="Times New Roman" w:hAnsi="Times New Roman" w:cs="Times New Roman"/>
           <w:b/>
           <w:bCs/>
         </w:rPr>
         <w:t>:</w:t>
       </w:r>
       <w:r>
+        <w:rPr>
+          <w:rFonts w:ascii="Times New Roman" w:hAnsi="Times New Roman" w:cs="Times New Roman"/>
+        </w:rPr>
         <w:t xml:space="preserve"> Number of</w:t>
       </w:r>
       <w:r>
         <w:rPr>
+          <w:rFonts w:ascii="Times New Roman" w:hAnsi="Times New Roman" w:cs="Times New Roman"/>
           <w:lang w:val="en-US"/>
         </w:rPr>
         <w:t xml:space="preserve"> data samples (total days – PREDICTION DAYS).</w:t>
@@ -1309,11 +1446,13 @@
           <w:numId w:val="9"/>
         </w:numPr>
         <w:rPr>
-          <w:lang w:val="en-US"/>
-        </w:rPr>
-      </w:pPr>
-      <w:r>
-        <w:rPr>
+          <w:rFonts w:ascii="Times New Roman" w:hAnsi="Times New Roman" w:cs="Times New Roman"/>
+          <w:lang w:val="en-US"/>
+        </w:rPr>
+      </w:pPr>
+      <w:r>
+        <w:rPr>
+          <w:rFonts w:ascii="Times New Roman" w:hAnsi="Times New Roman" w:cs="Times New Roman"/>
           <w:b/>
           <w:bCs/>
           <w:lang w:val="en-US"/>
@@ -1322,6 +1461,7 @@
       </w:r>
       <w:r>
         <w:rPr>
+          <w:rFonts w:ascii="Times New Roman" w:hAnsi="Times New Roman" w:cs="Times New Roman"/>
           <w:lang w:val="en-US"/>
         </w:rPr>
         <w:t xml:space="preserve"> Number of time steps, which is 60 days</w:t>
@@ -1335,19 +1475,23 @@
           <w:numId w:val="9"/>
         </w:numPr>
         <w:rPr>
-          <w:lang w:val="en-US"/>
-        </w:rPr>
-      </w:pPr>
-      <w:r>
-        <w:rPr>
+          <w:rFonts w:ascii="Times New Roman" w:hAnsi="Times New Roman" w:cs="Times New Roman"/>
+          <w:lang w:val="en-US"/>
+        </w:rPr>
+      </w:pPr>
+      <w:r>
+        <w:rPr>
+          <w:rFonts w:ascii="Times New Roman" w:hAnsi="Times New Roman" w:cs="Times New Roman"/>
           <w:b/>
           <w:bCs/>
           <w:lang w:val="en-US"/>
         </w:rPr>
+        <w:lastRenderedPageBreak/>
         <w:t>1:</w:t>
       </w:r>
       <w:r>
         <w:rPr>
+          <w:rFonts w:ascii="Times New Roman" w:hAnsi="Times New Roman" w:cs="Times New Roman"/>
           <w:lang w:val="en-US"/>
         </w:rPr>
         <w:t xml:space="preserve"> Number of features, here we only use the Close price</w:t>
@@ -1357,6 +1501,7 @@
       <w:pPr>
         <w:ind w:left="360"/>
         <w:rPr>
+          <w:rFonts w:ascii="Times New Roman" w:hAnsi="Times New Roman" w:cs="Times New Roman"/>
           <w:lang w:val="en-US"/>
         </w:rPr>
       </w:pPr>
@@ -1365,6 +1510,7 @@
       <w:pPr>
         <w:ind w:left="360"/>
         <w:rPr>
+          <w:rFonts w:ascii="Times New Roman" w:hAnsi="Times New Roman" w:cs="Times New Roman"/>
           <w:b/>
           <w:bCs/>
           <w:lang w:val="en-US"/>
@@ -1372,6 +1518,7 @@
       </w:pPr>
       <w:r>
         <w:rPr>
+          <w:rFonts w:ascii="Times New Roman" w:hAnsi="Times New Roman" w:cs="Times New Roman"/>
           <w:b/>
           <w:bCs/>
           <w:lang w:val="en-US"/>
@@ -1383,11 +1530,13 @@
       <w:pPr>
         <w:ind w:left="360"/>
         <w:rPr>
-          <w:lang w:val="en-US"/>
-        </w:rPr>
-      </w:pPr>
-      <w:r>
-        <w:rPr>
+          <w:rFonts w:ascii="Times New Roman" w:hAnsi="Times New Roman" w:cs="Times New Roman"/>
+          <w:lang w:val="en-US"/>
+        </w:rPr>
+      </w:pPr>
+      <w:r>
+        <w:rPr>
+          <w:rFonts w:ascii="Times New Roman" w:hAnsi="Times New Roman" w:cs="Times New Roman"/>
           <w:lang w:val="en-US"/>
         </w:rPr>
         <w:t>The Sequential architecture of v0.1 includes the following layers:</w:t>
@@ -1401,11 +1550,13 @@
           <w:numId w:val="12"/>
         </w:numPr>
         <w:rPr>
-          <w:lang w:val="en-US"/>
-        </w:rPr>
-      </w:pPr>
-      <w:r>
-        <w:rPr>
+          <w:rFonts w:ascii="Times New Roman" w:hAnsi="Times New Roman" w:cs="Times New Roman"/>
+          <w:lang w:val="en-US"/>
+        </w:rPr>
+      </w:pPr>
+      <w:r>
+        <w:rPr>
+          <w:rFonts w:ascii="Times New Roman" w:hAnsi="Times New Roman" w:cs="Times New Roman"/>
           <w:b/>
           <w:bCs/>
           <w:lang w:val="en-US"/>
@@ -1414,6 +1565,7 @@
       </w:r>
       <w:r>
         <w:rPr>
+          <w:rFonts w:ascii="Times New Roman" w:hAnsi="Times New Roman" w:cs="Times New Roman"/>
           <w:lang w:val="en-US"/>
         </w:rPr>
         <w:t xml:space="preserve"> Declare </w:t>
@@ -1421,6 +1573,7 @@
       <w:proofErr w:type="spellStart"/>
       <w:r>
         <w:rPr>
+          <w:rFonts w:ascii="Times New Roman" w:hAnsi="Times New Roman" w:cs="Times New Roman"/>
           <w:lang w:val="en-US"/>
         </w:rPr>
         <w:t>input_shape</w:t>
@@ -1428,6 +1581,7 @@
       <w:proofErr w:type="spellEnd"/>
       <w:r>
         <w:rPr>
+          <w:rFonts w:ascii="Times New Roman" w:hAnsi="Times New Roman" w:cs="Times New Roman"/>
           <w:lang w:val="en-US"/>
         </w:rPr>
         <w:t xml:space="preserve"> (or you can use </w:t>
@@ -1435,6 +1589,7 @@
       <w:proofErr w:type="spellStart"/>
       <w:r>
         <w:rPr>
+          <w:rFonts w:ascii="Times New Roman" w:hAnsi="Times New Roman" w:cs="Times New Roman"/>
           <w:lang w:val="en-US"/>
         </w:rPr>
         <w:t>InputLayer</w:t>
@@ -1442,6 +1597,7 @@
       <w:proofErr w:type="spellEnd"/>
       <w:r>
         <w:rPr>
+          <w:rFonts w:ascii="Times New Roman" w:hAnsi="Times New Roman" w:cs="Times New Roman"/>
           <w:lang w:val="en-US"/>
         </w:rPr>
         <w:t xml:space="preserve"> as a cleaner alternative mentioned in code comments). Set </w:t>
@@ -1449,6 +1605,7 @@
       <w:proofErr w:type="spellStart"/>
       <w:r>
         <w:rPr>
+          <w:rFonts w:ascii="Times New Roman" w:hAnsi="Times New Roman" w:cs="Times New Roman"/>
           <w:lang w:val="en-US"/>
         </w:rPr>
         <w:t>return_sequences</w:t>
@@ -1456,6 +1613,7 @@
       <w:proofErr w:type="spellEnd"/>
       <w:r>
         <w:rPr>
+          <w:rFonts w:ascii="Times New Roman" w:hAnsi="Times New Roman" w:cs="Times New Roman"/>
           <w:lang w:val="en-US"/>
         </w:rPr>
         <w:t>=True to pass the entire data sequence to the next layer.</w:t>
@@ -1469,11 +1627,13 @@
           <w:numId w:val="12"/>
         </w:numPr>
         <w:rPr>
-          <w:lang w:val="en-US"/>
-        </w:rPr>
-      </w:pPr>
-      <w:r>
-        <w:rPr>
+          <w:rFonts w:ascii="Times New Roman" w:hAnsi="Times New Roman" w:cs="Times New Roman"/>
+          <w:lang w:val="en-US"/>
+        </w:rPr>
+      </w:pPr>
+      <w:r>
+        <w:rPr>
+          <w:rFonts w:ascii="Times New Roman" w:hAnsi="Times New Roman" w:cs="Times New Roman"/>
           <w:b/>
           <w:bCs/>
           <w:lang w:val="en-US"/>
@@ -1482,6 +1642,7 @@
       </w:r>
       <w:r>
         <w:rPr>
+          <w:rFonts w:ascii="Times New Roman" w:hAnsi="Times New Roman" w:cs="Times New Roman"/>
           <w:lang w:val="en-US"/>
         </w:rPr>
         <w:t xml:space="preserve"> Keep </w:t>
@@ -1489,6 +1650,7 @@
       <w:proofErr w:type="spellStart"/>
       <w:r>
         <w:rPr>
+          <w:rFonts w:ascii="Times New Roman" w:hAnsi="Times New Roman" w:cs="Times New Roman"/>
           <w:lang w:val="en-US"/>
         </w:rPr>
         <w:t>return_sequences</w:t>
@@ -1496,6 +1658,7 @@
       <w:proofErr w:type="spellEnd"/>
       <w:r>
         <w:rPr>
+          <w:rFonts w:ascii="Times New Roman" w:hAnsi="Times New Roman" w:cs="Times New Roman"/>
           <w:lang w:val="en-US"/>
         </w:rPr>
         <w:t xml:space="preserve"> = True to continue building a Stacked structure.</w:t>
@@ -1509,11 +1672,13 @@
           <w:numId w:val="12"/>
         </w:numPr>
         <w:rPr>
-          <w:lang w:val="en-US"/>
-        </w:rPr>
-      </w:pPr>
-      <w:r>
-        <w:rPr>
+          <w:rFonts w:ascii="Times New Roman" w:hAnsi="Times New Roman" w:cs="Times New Roman"/>
+          <w:lang w:val="en-US"/>
+        </w:rPr>
+      </w:pPr>
+      <w:r>
+        <w:rPr>
+          <w:rFonts w:ascii="Times New Roman" w:hAnsi="Times New Roman" w:cs="Times New Roman"/>
           <w:b/>
           <w:bCs/>
           <w:lang w:val="en-US"/>
@@ -1522,6 +1687,7 @@
       </w:r>
       <w:r>
         <w:rPr>
+          <w:rFonts w:ascii="Times New Roman" w:hAnsi="Times New Roman" w:cs="Times New Roman"/>
           <w:lang w:val="en-US"/>
         </w:rPr>
         <w:t xml:space="preserve"> The last LSTM </w:t>
@@ -1529,6 +1695,7 @@
       <w:proofErr w:type="gramStart"/>
       <w:r>
         <w:rPr>
+          <w:rFonts w:ascii="Times New Roman" w:hAnsi="Times New Roman" w:cs="Times New Roman"/>
           <w:lang w:val="en-US"/>
         </w:rPr>
         <w:t>layer,</w:t>
@@ -1536,6 +1703,7 @@
       <w:proofErr w:type="gramEnd"/>
       <w:r>
         <w:rPr>
+          <w:rFonts w:ascii="Times New Roman" w:hAnsi="Times New Roman" w:cs="Times New Roman"/>
           <w:lang w:val="en-US"/>
         </w:rPr>
         <w:t xml:space="preserve"> outputs a single result for the Dense layer.</w:t>
@@ -1549,11 +1717,13 @@
           <w:numId w:val="12"/>
         </w:numPr>
         <w:rPr>
-          <w:lang w:val="en-US"/>
-        </w:rPr>
-      </w:pPr>
-      <w:r>
-        <w:rPr>
+          <w:rFonts w:ascii="Times New Roman" w:hAnsi="Times New Roman" w:cs="Times New Roman"/>
+          <w:lang w:val="en-US"/>
+        </w:rPr>
+      </w:pPr>
+      <w:r>
+        <w:rPr>
+          <w:rFonts w:ascii="Times New Roman" w:hAnsi="Times New Roman" w:cs="Times New Roman"/>
           <w:b/>
           <w:bCs/>
           <w:lang w:val="en-US"/>
@@ -1562,6 +1732,7 @@
       </w:r>
       <w:r>
         <w:rPr>
+          <w:rFonts w:ascii="Times New Roman" w:hAnsi="Times New Roman" w:cs="Times New Roman"/>
           <w:lang w:val="en-US"/>
         </w:rPr>
         <w:t xml:space="preserve"> Placed between layers to randomly drop 20% of neurons to help reduce overfitting.</w:t>
@@ -1575,11 +1746,13 @@
           <w:numId w:val="12"/>
         </w:numPr>
         <w:rPr>
-          <w:lang w:val="en-US"/>
-        </w:rPr>
-      </w:pPr>
-      <w:r>
-        <w:rPr>
+          <w:rFonts w:ascii="Times New Roman" w:hAnsi="Times New Roman" w:cs="Times New Roman"/>
+          <w:lang w:val="en-US"/>
+        </w:rPr>
+      </w:pPr>
+      <w:r>
+        <w:rPr>
+          <w:rFonts w:ascii="Times New Roman" w:hAnsi="Times New Roman" w:cs="Times New Roman"/>
           <w:b/>
           <w:bCs/>
           <w:lang w:val="en-US"/>
@@ -1588,6 +1761,7 @@
       </w:r>
       <w:r>
         <w:rPr>
+          <w:rFonts w:ascii="Times New Roman" w:hAnsi="Times New Roman" w:cs="Times New Roman"/>
           <w:lang w:val="en-US"/>
         </w:rPr>
         <w:t xml:space="preserve"> The final fully connected layer to give the actual predicted value.</w:t>
@@ -1596,6 +1770,7 @@
     <w:p>
       <w:pPr>
         <w:rPr>
+          <w:rFonts w:ascii="Times New Roman" w:hAnsi="Times New Roman" w:cs="Times New Roman"/>
           <w:i/>
           <w:iCs/>
           <w:lang w:val="en-US"/>
@@ -1609,11 +1784,13 @@
         </w:tabs>
         <w:ind w:left="360"/>
         <w:rPr>
-          <w:lang w:val="en-US"/>
-        </w:rPr>
-      </w:pPr>
-      <w:r>
-        <w:rPr>
+          <w:rFonts w:ascii="Times New Roman" w:hAnsi="Times New Roman" w:cs="Times New Roman"/>
+          <w:lang w:val="en-US"/>
+        </w:rPr>
+      </w:pPr>
+      <w:r>
+        <w:rPr>
+          <w:rFonts w:ascii="Times New Roman" w:hAnsi="Times New Roman" w:cs="Times New Roman"/>
           <w:lang w:val="en-US"/>
         </w:rPr>
         <w:t xml:space="preserve">Training setup </w:t>
@@ -1626,11 +1803,13 @@
         </w:tabs>
         <w:ind w:left="360"/>
         <w:rPr>
-          <w:lang w:val="en-US"/>
-        </w:rPr>
-      </w:pPr>
-      <w:r>
-        <w:rPr>
+          <w:rFonts w:ascii="Times New Roman" w:hAnsi="Times New Roman" w:cs="Times New Roman"/>
+          <w:lang w:val="en-US"/>
+        </w:rPr>
+      </w:pPr>
+      <w:r>
+        <w:rPr>
+          <w:rFonts w:ascii="Times New Roman" w:hAnsi="Times New Roman" w:cs="Times New Roman"/>
           <w:lang w:val="en-US"/>
         </w:rPr>
         <w:t xml:space="preserve">The system uses the Adam optimizer and the </w:t>
@@ -1638,6 +1817,7 @@
       <w:proofErr w:type="spellStart"/>
       <w:r>
         <w:rPr>
+          <w:rFonts w:ascii="Times New Roman" w:hAnsi="Times New Roman" w:cs="Times New Roman"/>
           <w:lang w:val="en-US"/>
         </w:rPr>
         <w:t>mean_squared_error</w:t>
@@ -1645,6 +1825,7 @@
       <w:proofErr w:type="spellEnd"/>
       <w:r>
         <w:rPr>
+          <w:rFonts w:ascii="Times New Roman" w:hAnsi="Times New Roman" w:cs="Times New Roman"/>
           <w:lang w:val="en-US"/>
         </w:rPr>
         <w:t xml:space="preserve"> (MSE) loss function. With epochs=25 and a </w:t>
@@ -1652,6 +1833,7 @@
       <w:proofErr w:type="spellStart"/>
       <w:r>
         <w:rPr>
+          <w:rFonts w:ascii="Times New Roman" w:hAnsi="Times New Roman" w:cs="Times New Roman"/>
           <w:lang w:val="en-US"/>
         </w:rPr>
         <w:t>batch_size</w:t>
@@ -1659,6 +1841,7 @@
       <w:proofErr w:type="spellEnd"/>
       <w:r>
         <w:rPr>
+          <w:rFonts w:ascii="Times New Roman" w:hAnsi="Times New Roman" w:cs="Times New Roman"/>
           <w:lang w:val="en-US"/>
         </w:rPr>
         <w:t xml:space="preserve"> of 32, the model updates weights based on the accumulated error from batches of 32 samples, helping balance between computation speed and convergence ability. </w:t>
@@ -1667,6 +1850,7 @@
     <w:p>
       <w:pPr>
         <w:rPr>
+          <w:rFonts w:ascii="Times New Roman" w:hAnsi="Times New Roman" w:cs="Times New Roman"/>
           <w:lang w:val="en-US"/>
         </w:rPr>
       </w:pPr>
@@ -1679,6 +1863,7 @@
           <w:numId w:val="2"/>
         </w:numPr>
         <w:rPr>
+          <w:rFonts w:ascii="Times New Roman" w:hAnsi="Times New Roman" w:cs="Times New Roman"/>
           <w:b/>
           <w:bCs/>
           <w:lang w:val="en-US"/>
@@ -1686,6 +1871,7 @@
       </w:pPr>
       <w:r>
         <w:rPr>
+          <w:rFonts w:ascii="Times New Roman" w:hAnsi="Times New Roman" w:cs="Times New Roman"/>
           <w:b/>
           <w:bCs/>
           <w:lang w:val="en-US"/>
@@ -1697,11 +1883,13 @@
       <w:pPr>
         <w:pStyle w:val="ListParagraph"/>
         <w:rPr>
-          <w:lang w:val="en-US"/>
-        </w:rPr>
-      </w:pPr>
-      <w:r>
-        <w:rPr>
+          <w:rFonts w:ascii="Times New Roman" w:hAnsi="Times New Roman" w:cs="Times New Roman"/>
+          <w:lang w:val="en-US"/>
+        </w:rPr>
+      </w:pPr>
+      <w:r>
+        <w:rPr>
+          <w:rFonts w:ascii="Times New Roman" w:hAnsi="Times New Roman" w:cs="Times New Roman"/>
           <w:lang w:val="en-US"/>
         </w:rPr>
         <w:t xml:space="preserve"> </w:t>
@@ -1711,11 +1899,13 @@
       <w:pPr>
         <w:ind w:left="360"/>
         <w:rPr>
-          <w:lang w:val="en-US"/>
-        </w:rPr>
-      </w:pPr>
-      <w:r>
-        <w:rPr>
+          <w:rFonts w:ascii="Times New Roman" w:hAnsi="Times New Roman" w:cs="Times New Roman"/>
+          <w:lang w:val="en-US"/>
+        </w:rPr>
+      </w:pPr>
+      <w:r>
+        <w:rPr>
+          <w:rFonts w:ascii="Times New Roman" w:hAnsi="Times New Roman" w:cs="Times New Roman"/>
           <w:lang w:val="en-US"/>
         </w:rPr>
         <w:t>Analysis of Errors and Model Failures</w:t>
@@ -1725,11 +1915,13 @@
       <w:pPr>
         <w:ind w:left="360"/>
         <w:rPr>
-          <w:lang w:val="en-US"/>
-        </w:rPr>
-      </w:pPr>
-      <w:r>
-        <w:rPr>
+          <w:rFonts w:ascii="Times New Roman" w:hAnsi="Times New Roman" w:cs="Times New Roman"/>
+          <w:lang w:val="en-US"/>
+        </w:rPr>
+      </w:pPr>
+      <w:r>
+        <w:rPr>
+          <w:rFonts w:ascii="Times New Roman" w:hAnsi="Times New Roman" w:cs="Times New Roman"/>
           <w:lang w:val="en-US"/>
         </w:rPr>
         <w:t>From an ML engineer’s perspective, the current v0.1 model is a technically inadequate predictor. A next-day prediction error of 10-13% is way too high for financial trading.</w:t>
@@ -1739,11 +1931,13 @@
       <w:pPr>
         <w:ind w:left="360"/>
         <w:rPr>
-          <w:lang w:val="en-US"/>
-        </w:rPr>
-      </w:pPr>
-      <w:r>
-        <w:rPr>
+          <w:rFonts w:ascii="Times New Roman" w:hAnsi="Times New Roman" w:cs="Times New Roman"/>
+          <w:lang w:val="en-US"/>
+        </w:rPr>
+      </w:pPr>
+      <w:r>
+        <w:rPr>
+          <w:rFonts w:ascii="Times New Roman" w:hAnsi="Times New Roman" w:cs="Times New Roman"/>
           <w:lang w:val="en-US"/>
         </w:rPr>
         <w:t>ISSUE#2: The problem of standardization and the saturation zone.</w:t>
@@ -1753,11 +1947,13 @@
       <w:pPr>
         <w:ind w:left="360"/>
         <w:rPr>
-          <w:lang w:val="en-US"/>
-        </w:rPr>
-      </w:pPr>
-      <w:r>
-        <w:rPr>
+          <w:rFonts w:ascii="Times New Roman" w:hAnsi="Times New Roman" w:cs="Times New Roman"/>
+          <w:lang w:val="en-US"/>
+        </w:rPr>
+      </w:pPr>
+      <w:r>
+        <w:rPr>
+          <w:rFonts w:ascii="Times New Roman" w:hAnsi="Times New Roman" w:cs="Times New Roman"/>
           <w:lang w:val="en-US"/>
         </w:rPr>
         <w:t>The biggest issue lies in using a scaler that was ‘fit’ on the training data (2020-2023) for the test data (2023-2024)</w:t>
@@ -1771,14 +1967,15 @@
           <w:numId w:val="13"/>
         </w:numPr>
         <w:rPr>
-          <w:lang w:val="en-US"/>
-        </w:rPr>
-      </w:pPr>
-      <w:r>
-        <w:rPr>
-          <w:lang w:val="en-US"/>
-        </w:rPr>
-        <w:lastRenderedPageBreak/>
+          <w:rFonts w:ascii="Times New Roman" w:hAnsi="Times New Roman" w:cs="Times New Roman"/>
+          <w:lang w:val="en-US"/>
+        </w:rPr>
+      </w:pPr>
+      <w:r>
+        <w:rPr>
+          <w:rFonts w:ascii="Times New Roman" w:hAnsi="Times New Roman" w:cs="Times New Roman"/>
+          <w:lang w:val="en-US"/>
+        </w:rPr>
         <w:t>Mathematical consequence: If the stock price in the testing phase goes beyond the max/min range of the training phase, the transformed value will be outside the (0, 1) range.</w:t>
       </w:r>
     </w:p>
@@ -1790,17 +1987,21 @@
           <w:numId w:val="13"/>
         </w:numPr>
         <w:rPr>
-          <w:lang w:val="en-US"/>
-        </w:rPr>
-      </w:pPr>
-      <w:r>
-        <w:rPr>
-          <w:lang w:val="en-US"/>
-        </w:rPr>
+          <w:rFonts w:ascii="Times New Roman" w:hAnsi="Times New Roman" w:cs="Times New Roman"/>
+          <w:lang w:val="en-US"/>
+        </w:rPr>
+      </w:pPr>
+      <w:r>
+        <w:rPr>
+          <w:rFonts w:ascii="Times New Roman" w:hAnsi="Times New Roman" w:cs="Times New Roman"/>
+          <w:lang w:val="en-US"/>
+        </w:rPr>
+        <w:lastRenderedPageBreak/>
         <w:t xml:space="preserve">Model impact: These values push activation functions (like </w:t>
       </w:r>
       <w:r>
         <w:rPr>
+          <w:rFonts w:ascii="Times New Roman" w:hAnsi="Times New Roman" w:cs="Times New Roman"/>
           <w:lang w:val="en-US"/>
         </w:rPr>
         <w:t>tanh or sigmoid) in the LSTM gates into saturation zones. Here, the gradient disappears, causing the model to make predictions that are completely off from reality.</w:t>
@@ -1809,6 +2010,7 @@
     <w:p>
       <w:pPr>
         <w:rPr>
+          <w:rFonts w:ascii="Times New Roman" w:hAnsi="Times New Roman" w:cs="Times New Roman"/>
           <w:lang w:val="en-US"/>
         </w:rPr>
       </w:pPr>
@@ -1821,6 +2023,7 @@
           <w:numId w:val="2"/>
         </w:numPr>
         <w:rPr>
+          <w:rFonts w:ascii="Times New Roman" w:hAnsi="Times New Roman" w:cs="Times New Roman"/>
           <w:b/>
           <w:bCs/>
           <w:lang w:val="en-US"/>
@@ -1828,6 +2031,7 @@
       </w:pPr>
       <w:r>
         <w:rPr>
+          <w:rFonts w:ascii="Times New Roman" w:hAnsi="Times New Roman" w:cs="Times New Roman"/>
           <w:b/>
           <w:bCs/>
           <w:lang w:val="en-US"/>
@@ -1839,17 +2043,20 @@
       <w:pPr>
         <w:pStyle w:val="ListParagraph"/>
         <w:rPr>
-          <w:lang w:val="en-US"/>
-        </w:rPr>
-      </w:pPr>
-      <w:r>
-        <w:rPr>
+          <w:rFonts w:ascii="Times New Roman" w:hAnsi="Times New Roman" w:cs="Times New Roman"/>
+          <w:lang w:val="en-US"/>
+        </w:rPr>
+      </w:pPr>
+      <w:r>
+        <w:rPr>
+          <w:rFonts w:ascii="Times New Roman" w:hAnsi="Times New Roman" w:cs="Times New Roman"/>
           <w:lang w:val="en-US"/>
         </w:rPr>
         <w:t>Definition of “Better Prediction”</w:t>
       </w:r>
       <w:r>
         <w:rPr>
+          <w:rFonts w:ascii="Times New Roman" w:hAnsi="Times New Roman" w:cs="Times New Roman"/>
           <w:lang w:val="en-US"/>
         </w:rPr>
         <w:br/>
@@ -1864,11 +2071,13 @@
           <w:numId w:val="14"/>
         </w:numPr>
         <w:rPr>
-          <w:lang w:val="en-US"/>
-        </w:rPr>
-      </w:pPr>
-      <w:r>
-        <w:rPr>
+          <w:rFonts w:ascii="Times New Roman" w:hAnsi="Times New Roman" w:cs="Times New Roman"/>
+          <w:lang w:val="en-US"/>
+        </w:rPr>
+      </w:pPr>
+      <w:r>
+        <w:rPr>
+          <w:rFonts w:ascii="Times New Roman" w:hAnsi="Times New Roman" w:cs="Times New Roman"/>
           <w:lang w:val="en-US"/>
         </w:rPr>
         <w:t>Mean Absolute Error (MAE): The average error between the predicted price and the actual price is the lowest.</w:t>
@@ -1882,11 +2091,13 @@
           <w:numId w:val="14"/>
         </w:numPr>
         <w:rPr>
-          <w:lang w:val="en-US"/>
-        </w:rPr>
-      </w:pPr>
-      <w:r>
-        <w:rPr>
+          <w:rFonts w:ascii="Times New Roman" w:hAnsi="Times New Roman" w:cs="Times New Roman"/>
+          <w:lang w:val="en-US"/>
+        </w:rPr>
+      </w:pPr>
+      <w:r>
+        <w:rPr>
+          <w:rFonts w:ascii="Times New Roman" w:hAnsi="Times New Roman" w:cs="Times New Roman"/>
           <w:lang w:val="en-US"/>
         </w:rPr>
         <w:t xml:space="preserve">Directional Accuracy: The ability to correctly predict whether the price will go up or down the next </w:t>
@@ -1894,6 +2105,7 @@
       <w:proofErr w:type="spellStart"/>
       <w:r>
         <w:rPr>
+          <w:rFonts w:ascii="Times New Roman" w:hAnsi="Times New Roman" w:cs="Times New Roman"/>
           <w:lang w:val="en-US"/>
         </w:rPr>
         <w:t>dasy</w:t>
@@ -1901,6 +2113,7 @@
       <w:proofErr w:type="spellEnd"/>
       <w:r>
         <w:rPr>
+          <w:rFonts w:ascii="Times New Roman" w:hAnsi="Times New Roman" w:cs="Times New Roman"/>
           <w:lang w:val="en-US"/>
         </w:rPr>
         <w:t>, rather than just matching numeric values.</w:t>
@@ -1910,6 +2123,7 @@
       <w:pPr>
         <w:ind w:left="720"/>
         <w:rPr>
+          <w:rFonts w:ascii="Times New Roman" w:hAnsi="Times New Roman" w:cs="Times New Roman"/>
           <w:lang w:val="en-US"/>
         </w:rPr>
       </w:pPr>
@@ -1918,11 +2132,13 @@
       <w:pPr>
         <w:ind w:left="720"/>
         <w:rPr>
-          <w:lang w:val="en-US"/>
-        </w:rPr>
-      </w:pPr>
-      <w:r>
-        <w:rPr>
+          <w:rFonts w:ascii="Times New Roman" w:hAnsi="Times New Roman" w:cs="Times New Roman"/>
+          <w:lang w:val="en-US"/>
+        </w:rPr>
+      </w:pPr>
+      <w:r>
+        <w:rPr>
+          <w:rFonts w:ascii="Times New Roman" w:hAnsi="Times New Roman" w:cs="Times New Roman"/>
           <w:lang w:val="en-US"/>
         </w:rPr>
         <w:t>Analyze the differences</w:t>
@@ -1932,11 +2148,13 @@
       <w:pPr>
         <w:ind w:left="720"/>
         <w:rPr>
-          <w:lang w:val="en-US"/>
-        </w:rPr>
-      </w:pPr>
-      <w:r>
-        <w:rPr>
+          <w:rFonts w:ascii="Times New Roman" w:hAnsi="Times New Roman" w:cs="Times New Roman"/>
+          <w:lang w:val="en-US"/>
+        </w:rPr>
+      </w:pPr>
+      <w:r>
+        <w:rPr>
+          <w:rFonts w:ascii="Times New Roman" w:hAnsi="Times New Roman" w:cs="Times New Roman"/>
           <w:lang w:val="en-US"/>
         </w:rPr>
         <w:t>Even though both v0.1 and P1 use Stacked LSTM, P1 gives more promising results. This comes from P1 applying better data processing techniques (Feature Engineering) and more professional training/test data splitting, avoiding data leakage or normalization errors like ISSUE #2 in v0.1.</w:t>
@@ -1946,6 +2164,7 @@
       <w:pPr>
         <w:ind w:left="720"/>
         <w:rPr>
+          <w:rFonts w:ascii="Times New Roman" w:hAnsi="Times New Roman" w:cs="Times New Roman"/>
           <w:lang w:val="en-US"/>
         </w:rPr>
       </w:pPr>
@@ -1954,6 +2173,7 @@
       <w:pPr>
         <w:ind w:left="720"/>
         <w:rPr>
+          <w:rFonts w:ascii="Times New Roman" w:hAnsi="Times New Roman" w:cs="Times New Roman"/>
           <w:b/>
           <w:bCs/>
           <w:lang w:val="en-US"/>
@@ -1961,6 +2181,7 @@
       </w:pPr>
       <w:r>
         <w:rPr>
+          <w:rFonts w:ascii="Times New Roman" w:hAnsi="Times New Roman" w:cs="Times New Roman"/>
           <w:b/>
           <w:bCs/>
           <w:lang w:val="en-US"/>
@@ -1969,6 +2190,7 @@
       </w:r>
       <w:r>
         <w:rPr>
+          <w:rFonts w:ascii="Times New Roman" w:hAnsi="Times New Roman" w:cs="Times New Roman"/>
           <w:b/>
           <w:bCs/>
           <w:lang w:val="en-US"/>
@@ -1984,11 +2206,13 @@
           <w:numId w:val="15"/>
         </w:numPr>
         <w:rPr>
-          <w:lang w:val="en-US"/>
-        </w:rPr>
-      </w:pPr>
-      <w:r>
-        <w:rPr>
+          <w:rFonts w:ascii="Times New Roman" w:hAnsi="Times New Roman" w:cs="Times New Roman"/>
+          <w:lang w:val="en-US"/>
+        </w:rPr>
+      </w:pPr>
+      <w:r>
+        <w:rPr>
+          <w:rFonts w:ascii="Times New Roman" w:hAnsi="Times New Roman" w:cs="Times New Roman"/>
           <w:lang w:val="en-US"/>
         </w:rPr>
         <w:t>Advanced preprocessing: We need to find ways to handle data so that the model isn’t affected by values outside the trained range.</w:t>
@@ -2002,11 +2226,13 @@
           <w:numId w:val="15"/>
         </w:numPr>
         <w:rPr>
-          <w:lang w:val="en-US"/>
-        </w:rPr>
-      </w:pPr>
-      <w:r>
-        <w:rPr>
+          <w:rFonts w:ascii="Times New Roman" w:hAnsi="Times New Roman" w:cs="Times New Roman"/>
+          <w:lang w:val="en-US"/>
+        </w:rPr>
+      </w:pPr>
+      <w:r>
+        <w:rPr>
+          <w:rFonts w:ascii="Times New Roman" w:hAnsi="Times New Roman" w:cs="Times New Roman"/>
           <w:lang w:val="en-US"/>
         </w:rPr>
         <w:t>Input diversification: Instead of just relying on the Close price, we should include other indicators to make it more stable.</w:t>
@@ -2020,11 +2246,13 @@
           <w:numId w:val="15"/>
         </w:numPr>
         <w:rPr>
-          <w:lang w:val="en-US"/>
-        </w:rPr>
-      </w:pPr>
-      <w:r>
-        <w:rPr>
+          <w:rFonts w:ascii="Times New Roman" w:hAnsi="Times New Roman" w:cs="Times New Roman"/>
+          <w:lang w:val="en-US"/>
+        </w:rPr>
+      </w:pPr>
+      <w:r>
+        <w:rPr>
+          <w:rFonts w:ascii="Times New Roman" w:hAnsi="Times New Roman" w:cs="Times New Roman"/>
           <w:lang w:val="en-US"/>
         </w:rPr>
         <w:t>Hyperparameter optimization: The number of units (50) and epochs (25) in v0.1 need to be returned for better performance.</w:t>
@@ -2034,6 +2262,7 @@
       <w:pPr>
         <w:ind w:left="720"/>
         <w:rPr>
+          <w:rFonts w:ascii="Times New Roman" w:hAnsi="Times New Roman" w:cs="Times New Roman"/>
           <w:lang w:val="en-US"/>
         </w:rPr>
       </w:pPr>
@@ -2042,6 +2271,7 @@
       <w:pPr>
         <w:ind w:left="720"/>
         <w:rPr>
+          <w:rFonts w:ascii="Times New Roman" w:hAnsi="Times New Roman" w:cs="Times New Roman"/>
           <w:lang w:val="en-US"/>
         </w:rPr>
       </w:pPr>
